--- a/templates/t8e641ca6e491.docx
+++ b/templates/t8e641ca6e491.docx
@@ -52,6 +52,147 @@
           <w:rtl/>
         </w:rPr>
         <w:t>المحترم</w:t>
+      </w:r>
+    </w:p>
+    <w:p>
+      <w:bookmarkStart w:id="0" w:name="_GoBack"/>
+    </w:p>
+    <w:p>
+      <w:pPr>
+        <w:jc w:val="right"/>
+      </w:pPr>
+      <w:r>
+        <w:rPr>
+          <w:b/>
+          <w:sz w:val="28"/>
+        </w:rPr>
+        <w:t xml:space="preserve">{{ UI_APP }} :  {{ </w:t>
+      </w:r>
+      <w:r>
+        <w:rPr>
+          <w:rFonts w:cs="Calibri"/>
+          <w:b/>
+          <w:bCs/>
+          <w:sz w:val="28"/>
+          <w:szCs w:val="28"/>
+          <w:rtl/>
+        </w:rPr>
+        <w:t>اسم</w:t>
+      </w:r>
+      <w:r>
+        <w:rPr>
+          <w:b/>
+          <w:sz w:val="28"/>
+        </w:rPr>
+        <w:t>_</w:t>
+      </w:r>
+      <w:r>
+        <w:rPr>
+          <w:rFonts w:cs="Calibri"/>
+          <w:b/>
+          <w:bCs/>
+          <w:sz w:val="28"/>
+          <w:szCs w:val="28"/>
+          <w:rtl/>
+        </w:rPr>
+        <w:t xml:space="preserve">المستدعي </w:t>
+      </w:r>
+      <w:r>
+        <w:rPr>
+          <w:b/>
+          <w:sz w:val="28"/>
+        </w:rPr>
+        <w:t xml:space="preserve">}} </w:t>
+      </w:r>
+      <w:r>
+        <w:rPr>
+          <w:rFonts w:cs="Calibri"/>
+          <w:b/>
+          <w:bCs/>
+          <w:sz w:val="28"/>
+          <w:szCs w:val="28"/>
+          <w:rtl/>
+        </w:rPr>
+        <w:t>، رقم وطني</w:t>
+      </w:r>
+      <w:r>
+        <w:rPr>
+          <w:b/>
+          <w:sz w:val="28"/>
+        </w:rPr>
+        <w:t xml:space="preserve">( {{ </w:t>
+      </w:r>
+      <w:r>
+        <w:rPr>
+          <w:rFonts w:cs="Calibri"/>
+          <w:b/>
+          <w:bCs/>
+          <w:sz w:val="28"/>
+          <w:szCs w:val="28"/>
+          <w:rtl/>
+        </w:rPr>
+        <w:t>الرقم</w:t>
+      </w:r>
+      <w:r>
+        <w:rPr>
+          <w:b/>
+          <w:sz w:val="28"/>
+        </w:rPr>
+        <w:t>_</w:t>
+      </w:r>
+      <w:r>
+        <w:rPr>
+          <w:rFonts w:cs="Calibri"/>
+          <w:b/>
+          <w:bCs/>
+          <w:sz w:val="28"/>
+          <w:szCs w:val="28"/>
+          <w:rtl/>
+        </w:rPr>
+        <w:t>الوطني</w:t>
+      </w:r>
+      <w:r>
+        <w:rPr>
+          <w:b/>
+          <w:sz w:val="28"/>
+        </w:rPr>
+        <w:t>_</w:t>
+      </w:r>
+      <w:r>
+        <w:rPr>
+          <w:rFonts w:cs="Calibri"/>
+          <w:b/>
+          <w:bCs/>
+          <w:sz w:val="28"/>
+          <w:szCs w:val="28"/>
+          <w:rtl/>
+        </w:rPr>
+        <w:t xml:space="preserve">للمستدعي </w:t>
+      </w:r>
+      <w:r>
+        <w:rPr>
+          <w:b/>
+          <w:sz w:val="28"/>
+        </w:rPr>
+        <w:t xml:space="preserve">}} ), </w:t>
+      </w:r>
+      <w:r>
+        <w:rPr>
+          <w:rFonts w:cs="Calibri"/>
+          <w:b/>
+          <w:bCs/>
+          <w:sz w:val="28"/>
+          <w:szCs w:val="28"/>
+          <w:rtl/>
+        </w:rPr>
+        <w:t xml:space="preserve">وكيله المحامي </w:t>
+      </w:r>
+      <w:r>
+        <w:rPr>
+          <w:b/>
+          <w:sz w:val="28"/>
+        </w:rPr>
+        <w:t>{{ AGENT_NAME }}.</w:t>
       </w:r>
     </w:p>
     <w:p>
@@ -66,135 +207,32 @@
       <w:r>
         <w:rPr>
           <w:b/>
-          <w:sz w:val="28"/>
-        </w:rPr>
-        <w:t xml:space="preserve">{{ UI_APP }} :  {{ </w:t>
-      </w:r>
-      <w:r>
-        <w:rPr>
-          <w:rFonts w:cs="Calibri"/>
-          <w:b/>
-          <w:bCs/>
-          <w:sz w:val="28"/>
-          <w:szCs w:val="28"/>
-          <w:rtl/>
-        </w:rPr>
-        <w:t>اسم</w:t>
-      </w:r>
-      <w:r>
-        <w:rPr>
-          <w:b/>
-          <w:sz w:val="28"/>
-        </w:rPr>
-        <w:t>_</w:t>
-      </w:r>
-      <w:r>
-        <w:rPr>
-          <w:rFonts w:cs="Calibri"/>
-          <w:b/>
-          <w:bCs/>
-          <w:sz w:val="28"/>
-          <w:szCs w:val="28"/>
-          <w:rtl/>
-        </w:rPr>
-        <w:t xml:space="preserve">المستدعي </w:t>
-      </w:r>
-      <w:r>
-        <w:rPr>
-          <w:b/>
-          <w:sz w:val="28"/>
-        </w:rPr>
-        <w:t xml:space="preserve">}} </w:t>
-      </w:r>
-      <w:r>
-        <w:rPr>
-          <w:rFonts w:cs="Calibri"/>
-          <w:b/>
-          <w:bCs/>
-          <w:sz w:val="28"/>
-          <w:szCs w:val="28"/>
-          <w:rtl/>
-        </w:rPr>
-        <w:t>، رقم وطني</w:t>
-      </w:r>
-      <w:r>
-        <w:rPr>
-          <w:b/>
-          <w:sz w:val="28"/>
-        </w:rPr>
-        <w:t xml:space="preserve">( {{ </w:t>
-      </w:r>
-      <w:r>
-        <w:rPr>
-          <w:rFonts w:cs="Calibri"/>
-          <w:b/>
-          <w:bCs/>
-          <w:sz w:val="28"/>
-          <w:szCs w:val="28"/>
-          <w:rtl/>
-        </w:rPr>
-        <w:t>الرقم</w:t>
-      </w:r>
-      <w:r>
-        <w:rPr>
-          <w:b/>
-          <w:sz w:val="28"/>
-        </w:rPr>
-        <w:t>_</w:t>
-      </w:r>
-      <w:r>
-        <w:rPr>
-          <w:rFonts w:cs="Calibri"/>
-          <w:b/>
-          <w:bCs/>
-          <w:sz w:val="28"/>
-          <w:szCs w:val="28"/>
-          <w:rtl/>
-        </w:rPr>
-        <w:t>الوطني</w:t>
-      </w:r>
-      <w:r>
-        <w:rPr>
-          <w:b/>
-          <w:sz w:val="28"/>
-        </w:rPr>
-        <w:t>_</w:t>
-      </w:r>
-      <w:r>
-        <w:rPr>
-          <w:rFonts w:cs="Calibri"/>
-          <w:b/>
-          <w:bCs/>
-          <w:sz w:val="28"/>
-          <w:szCs w:val="28"/>
-          <w:rtl/>
-        </w:rPr>
-        <w:t xml:space="preserve">للمستدعي </w:t>
-      </w:r>
-      <w:r>
-        <w:rPr>
-          <w:b/>
-          <w:sz w:val="28"/>
-        </w:rPr>
-        <w:t xml:space="preserve">}} ), </w:t>
-      </w:r>
-      <w:r>
-        <w:rPr>
-          <w:rFonts w:cs="Calibri"/>
-          <w:b/>
-          <w:bCs/>
-          <w:sz w:val="28"/>
-          <w:szCs w:val="28"/>
-          <w:rtl/>
-        </w:rPr>
-        <w:t xml:space="preserve">وكيله المحامي </w:t>
-      </w:r>
-      <w:r>
-        <w:rPr>
-          <w:b/>
-          <w:sz w:val="28"/>
-        </w:rPr>
-        <w:t>{{ AGENT_NAME }}.</w:t>
+          <w:sz w:val="24"/>
+        </w:rPr>
+        <w:t>{</w:t>
+      </w:r>
+      <w:proofErr w:type="gramStart"/>
+      <w:r>
+        <w:rPr>
+          <w:b/>
+          <w:sz w:val="24"/>
+        </w:rPr>
+        <w:t>{ UI</w:t>
+      </w:r>
+      <w:proofErr w:type="gramEnd"/>
+      <w:r>
+        <w:rPr>
+          <w:b/>
+          <w:sz w:val="24"/>
+        </w:rPr>
+        <w:t>_RES }}</w:t>
+      </w:r>
+      <w:r>
+        <w:rPr>
+          <w:b/>
+          <w:sz w:val="28"/>
+        </w:rPr>
+        <w:t xml:space="preserve"> : </w:t>
       </w:r>
     </w:p>
     <w:p>
@@ -204,7 +242,7 @@
       <w:r>
         <w:rPr>
           <w:b/>
-          <w:sz w:val="24"/>
+          <w:sz w:val="28"/>
         </w:rPr>
         <w:t>{</w:t>
       </w:r>
@@ -212,24 +250,152 @@
       <w:r>
         <w:rPr>
           <w:b/>
-          <w:sz w:val="24"/>
-        </w:rPr>
-        <w:t>{ UI</w:t>
+          <w:sz w:val="28"/>
+        </w:rPr>
+        <w:t xml:space="preserve">{ </w:t>
+      </w:r>
+      <w:r>
+        <w:rPr>
+          <w:rFonts w:cs="Calibri"/>
+          <w:b/>
+          <w:bCs/>
+          <w:sz w:val="28"/>
+          <w:szCs w:val="28"/>
+          <w:rtl/>
+        </w:rPr>
+        <w:t>اسم</w:t>
       </w:r>
       <w:proofErr w:type="gramEnd"/>
       <w:r>
         <w:rPr>
           <w:b/>
-          <w:sz w:val="24"/>
-        </w:rPr>
-        <w:t>_RES }}</w:t>
-      </w:r>
-      <w:r>
-        <w:rPr>
-          <w:b/>
-          <w:sz w:val="28"/>
-        </w:rPr>
-        <w:t xml:space="preserve"> : </w:t>
+          <w:sz w:val="28"/>
+        </w:rPr>
+        <w:t>_</w:t>
+      </w:r>
+      <w:r>
+        <w:rPr>
+          <w:rFonts w:cs="Calibri"/>
+          <w:b/>
+          <w:bCs/>
+          <w:sz w:val="28"/>
+          <w:szCs w:val="28"/>
+          <w:rtl/>
+        </w:rPr>
+        <w:t>المستدعى</w:t>
+      </w:r>
+      <w:r>
+        <w:rPr>
+          <w:b/>
+          <w:sz w:val="28"/>
+        </w:rPr>
+        <w:t>_</w:t>
+      </w:r>
+      <w:r>
+        <w:rPr>
+          <w:rFonts w:cs="Calibri"/>
+          <w:b/>
+          <w:bCs/>
+          <w:sz w:val="28"/>
+          <w:szCs w:val="28"/>
+          <w:rtl/>
+        </w:rPr>
+        <w:t>ضده</w:t>
+      </w:r>
+      <w:r>
+        <w:rPr>
+          <w:b/>
+          <w:sz w:val="28"/>
+        </w:rPr>
+        <w:t>_1 }}           {</w:t>
+      </w:r>
+      <w:proofErr w:type="gramStart"/>
+      <w:r>
+        <w:rPr>
+          <w:b/>
+          <w:sz w:val="28"/>
+        </w:rPr>
+        <w:t xml:space="preserve">{ </w:t>
+      </w:r>
+      <w:r>
+        <w:rPr>
+          <w:rFonts w:cs="Calibri"/>
+          <w:b/>
+          <w:bCs/>
+          <w:sz w:val="28"/>
+          <w:szCs w:val="28"/>
+          <w:rtl/>
+        </w:rPr>
+        <w:t>الرقم</w:t>
+      </w:r>
+      <w:proofErr w:type="gramEnd"/>
+      <w:r>
+        <w:rPr>
+          <w:b/>
+          <w:sz w:val="28"/>
+        </w:rPr>
+        <w:t>_</w:t>
+      </w:r>
+      <w:r>
+        <w:rPr>
+          <w:rFonts w:cs="Calibri"/>
+          <w:b/>
+          <w:bCs/>
+          <w:sz w:val="28"/>
+          <w:szCs w:val="28"/>
+          <w:rtl/>
+        </w:rPr>
+        <w:t>الوطني</w:t>
+      </w:r>
+      <w:r>
+        <w:rPr>
+          <w:b/>
+          <w:sz w:val="28"/>
+        </w:rPr>
+        <w:t>_</w:t>
+      </w:r>
+      <w:r>
+        <w:rPr>
+          <w:rFonts w:cs="Calibri"/>
+          <w:b/>
+          <w:bCs/>
+          <w:sz w:val="28"/>
+          <w:szCs w:val="28"/>
+          <w:rtl/>
+        </w:rPr>
+        <w:t>للمستدعى</w:t>
+      </w:r>
+      <w:r>
+        <w:rPr>
+          <w:b/>
+          <w:sz w:val="28"/>
+        </w:rPr>
+        <w:t>_</w:t>
+      </w:r>
+      <w:r>
+        <w:rPr>
+          <w:rFonts w:cs="Calibri"/>
+          <w:b/>
+          <w:bCs/>
+          <w:sz w:val="28"/>
+          <w:szCs w:val="28"/>
+          <w:rtl/>
+        </w:rPr>
+        <w:t>ضده</w:t>
+      </w:r>
+      <w:r>
+        <w:rPr>
+          <w:b/>
+          <w:sz w:val="28"/>
+        </w:rPr>
+        <w:t>_1 }}</w:t>
+      </w:r>
+      <w:r>
+        <w:rPr>
+          <w:b/>
+          <w:sz w:val="32"/>
+        </w:rPr>
+        <w:t xml:space="preserve">  </w:t>
       </w:r>
     </w:p>
     <w:p>
@@ -304,7 +470,7 @@
           <w:b/>
           <w:sz w:val="28"/>
         </w:rPr>
-        <w:t>_1 }}           {</w:t>
+        <w:t>_2 }}           {</w:t>
       </w:r>
       <w:proofErr w:type="gramStart"/>
       <w:r>
@@ -385,7 +551,7 @@
           <w:b/>
           <w:sz w:val="28"/>
         </w:rPr>
-        <w:t>_1 }}</w:t>
+        <w:t>_2 }}</w:t>
       </w:r>
       <w:r>
         <w:rPr>
@@ -467,7 +633,7 @@
           <w:b/>
           <w:sz w:val="28"/>
         </w:rPr>
-        <w:t>_2 }}           {</w:t>
+        <w:t>_3 }}           {</w:t>
       </w:r>
       <w:proofErr w:type="gramStart"/>
       <w:r>
@@ -548,7 +714,7 @@
           <w:b/>
           <w:sz w:val="28"/>
         </w:rPr>
-        <w:t>_2 }}</w:t>
+        <w:t>_3 }}</w:t>
       </w:r>
       <w:r>
         <w:rPr>
@@ -556,400 +722,6 @@
           <w:sz w:val="32"/>
         </w:rPr>
         <w:t xml:space="preserve">  </w:t>
-      </w:r>
-    </w:p>
-    <w:p>
-      <w:pPr>
-        <w:jc w:val="right"/>
-      </w:pPr>
-      <w:r>
-        <w:rPr>
-          <w:b/>
-          <w:sz w:val="28"/>
-        </w:rPr>
-        <w:t>{</w:t>
-      </w:r>
-      <w:proofErr w:type="gramStart"/>
-      <w:r>
-        <w:rPr>
-          <w:b/>
-          <w:sz w:val="28"/>
-        </w:rPr>
-        <w:t xml:space="preserve">{ </w:t>
-      </w:r>
-      <w:r>
-        <w:rPr>
-          <w:rFonts w:cs="Calibri"/>
-          <w:b/>
-          <w:bCs/>
-          <w:sz w:val="28"/>
-          <w:szCs w:val="28"/>
-          <w:rtl/>
-        </w:rPr>
-        <w:t>اسم</w:t>
-      </w:r>
-      <w:proofErr w:type="gramEnd"/>
-      <w:r>
-        <w:rPr>
-          <w:b/>
-          <w:sz w:val="28"/>
-        </w:rPr>
-        <w:t>_</w:t>
-      </w:r>
-      <w:r>
-        <w:rPr>
-          <w:rFonts w:cs="Calibri"/>
-          <w:b/>
-          <w:bCs/>
-          <w:sz w:val="28"/>
-          <w:szCs w:val="28"/>
-          <w:rtl/>
-        </w:rPr>
-        <w:t>المستدعى</w:t>
-      </w:r>
-      <w:r>
-        <w:rPr>
-          <w:b/>
-          <w:sz w:val="28"/>
-        </w:rPr>
-        <w:t>_</w:t>
-      </w:r>
-      <w:r>
-        <w:rPr>
-          <w:rFonts w:cs="Calibri"/>
-          <w:b/>
-          <w:bCs/>
-          <w:sz w:val="28"/>
-          <w:szCs w:val="28"/>
-          <w:rtl/>
-        </w:rPr>
-        <w:t>ضده</w:t>
-      </w:r>
-      <w:r>
-        <w:rPr>
-          <w:b/>
-          <w:sz w:val="28"/>
-        </w:rPr>
-        <w:t>_3 }}           {</w:t>
-      </w:r>
-      <w:proofErr w:type="gramStart"/>
-      <w:r>
-        <w:rPr>
-          <w:b/>
-          <w:sz w:val="28"/>
-        </w:rPr>
-        <w:t xml:space="preserve">{ </w:t>
-      </w:r>
-      <w:r>
-        <w:rPr>
-          <w:rFonts w:cs="Calibri"/>
-          <w:b/>
-          <w:bCs/>
-          <w:sz w:val="28"/>
-          <w:szCs w:val="28"/>
-          <w:rtl/>
-        </w:rPr>
-        <w:t>الرقم</w:t>
-      </w:r>
-      <w:proofErr w:type="gramEnd"/>
-      <w:r>
-        <w:rPr>
-          <w:b/>
-          <w:sz w:val="28"/>
-        </w:rPr>
-        <w:t>_</w:t>
-      </w:r>
-      <w:r>
-        <w:rPr>
-          <w:rFonts w:cs="Calibri"/>
-          <w:b/>
-          <w:bCs/>
-          <w:sz w:val="28"/>
-          <w:szCs w:val="28"/>
-          <w:rtl/>
-        </w:rPr>
-        <w:t>الوطني</w:t>
-      </w:r>
-      <w:r>
-        <w:rPr>
-          <w:b/>
-          <w:sz w:val="28"/>
-        </w:rPr>
-        <w:t>_</w:t>
-      </w:r>
-      <w:r>
-        <w:rPr>
-          <w:rFonts w:cs="Calibri"/>
-          <w:b/>
-          <w:bCs/>
-          <w:sz w:val="28"/>
-          <w:szCs w:val="28"/>
-          <w:rtl/>
-        </w:rPr>
-        <w:t>للمستدعى</w:t>
-      </w:r>
-      <w:r>
-        <w:rPr>
-          <w:b/>
-          <w:sz w:val="28"/>
-        </w:rPr>
-        <w:t>_</w:t>
-      </w:r>
-      <w:r>
-        <w:rPr>
-          <w:rFonts w:cs="Calibri"/>
-          <w:b/>
-          <w:bCs/>
-          <w:sz w:val="28"/>
-          <w:szCs w:val="28"/>
-          <w:rtl/>
-        </w:rPr>
-        <w:t>ضده</w:t>
-      </w:r>
-      <w:r>
-        <w:rPr>
-          <w:b/>
-          <w:sz w:val="28"/>
-        </w:rPr>
-        <w:t>_3 }}</w:t>
-      </w:r>
-      <w:r>
-        <w:rPr>
-          <w:b/>
-          <w:sz w:val="32"/>
-        </w:rPr>
-        <w:t xml:space="preserve">  </w:t>
-      </w:r>
-    </w:p>
-    <w:p>
-      <w:pPr>
-        <w:jc w:val="right"/>
-      </w:pPr>
-      <w:r>
-        <w:rPr>
-          <w:rFonts w:cs="Calibri"/>
-          <w:b/>
-          <w:bCs/>
-          <w:sz w:val="24"/>
-          <w:szCs w:val="24"/>
-          <w:rtl/>
-        </w:rPr>
-        <w:t xml:space="preserve">الموضوع </w:t>
-      </w:r>
-      <w:r>
-        <w:rPr>
-          <w:b/>
-          <w:sz w:val="24"/>
-        </w:rPr>
-        <w:t xml:space="preserve">: </w:t>
-      </w:r>
-      <w:r>
-        <w:rPr>
-          <w:rFonts w:cs="Calibri"/>
-          <w:b/>
-          <w:bCs/>
-          <w:sz w:val="24"/>
-          <w:szCs w:val="24"/>
-          <w:rtl/>
-        </w:rPr>
-        <w:t xml:space="preserve">الدعوى التنفيذية ذات الرقم </w:t>
-      </w:r>
-      <w:r>
-        <w:rPr>
-          <w:b/>
-          <w:sz w:val="24"/>
-        </w:rPr>
-        <w:t xml:space="preserve">: {{ </w:t>
-      </w:r>
-      <w:r>
-        <w:rPr>
-          <w:rFonts w:cs="Calibri"/>
-          <w:b/>
-          <w:bCs/>
-          <w:sz w:val="24"/>
-          <w:szCs w:val="24"/>
-          <w:rtl/>
-        </w:rPr>
-        <w:t>رقم</w:t>
-      </w:r>
-      <w:r>
-        <w:rPr>
-          <w:b/>
-          <w:sz w:val="24"/>
-        </w:rPr>
-        <w:t>_</w:t>
-      </w:r>
-      <w:r>
-        <w:rPr>
-          <w:rFonts w:cs="Calibri"/>
-          <w:b/>
-          <w:bCs/>
-          <w:sz w:val="24"/>
-          <w:szCs w:val="24"/>
-          <w:rtl/>
-        </w:rPr>
-        <w:t xml:space="preserve">القضية </w:t>
-      </w:r>
-      <w:r>
-        <w:rPr>
-          <w:b/>
-          <w:sz w:val="24"/>
-        </w:rPr>
-        <w:t xml:space="preserve">}} </w:t>
-      </w:r>
-      <w:r>
-        <w:rPr>
-          <w:rFonts w:cs="Calibri"/>
-          <w:b/>
-          <w:bCs/>
-          <w:sz w:val="24"/>
-          <w:szCs w:val="24"/>
-          <w:rtl/>
-        </w:rPr>
-        <w:t>تنفيذ</w:t>
-      </w:r>
-      <w:r>
-        <w:rPr>
-          <w:b/>
-          <w:sz w:val="28"/>
-        </w:rPr>
-        <w:t xml:space="preserve"> {{ </w:t>
-      </w:r>
-      <w:r>
-        <w:rPr>
-          <w:rFonts w:cs="Calibri"/>
-          <w:b/>
-          <w:bCs/>
-          <w:sz w:val="28"/>
-          <w:szCs w:val="28"/>
-          <w:rtl/>
-        </w:rPr>
-        <w:t xml:space="preserve">المحكمة </w:t>
-      </w:r>
-      <w:r>
-        <w:rPr>
-          <w:b/>
-          <w:sz w:val="28"/>
-        </w:rPr>
-        <w:t>}}</w:t>
-      </w:r>
-      <w:r>
-        <w:rPr>
-          <w:b/>
-          <w:sz w:val="28"/>
-        </w:rPr>
-        <w:tab/>
-      </w:r>
-    </w:p>
-    <w:p>
-      <w:pPr>
-        <w:jc w:val="right"/>
-      </w:pPr>
-      <w:r>
-        <w:rPr>
-          <w:rFonts w:cs="Calibri"/>
-          <w:b/>
-          <w:bCs/>
-          <w:sz w:val="24"/>
-          <w:szCs w:val="24"/>
-          <w:rtl/>
-        </w:rPr>
-        <w:t xml:space="preserve">الطلب </w:t>
-      </w:r>
-      <w:r>
-        <w:rPr>
-          <w:b/>
-          <w:sz w:val="24"/>
-        </w:rPr>
-        <w:t xml:space="preserve">: </w:t>
-      </w:r>
-      <w:r>
-        <w:rPr>
-          <w:rFonts w:cs="Calibri"/>
-          <w:b/>
-          <w:bCs/>
-          <w:sz w:val="24"/>
-          <w:szCs w:val="24"/>
-          <w:rtl/>
-        </w:rPr>
-        <w:t>التمس التكرم بمخاطبة دائرة الارا</w:t>
-      </w:r>
-      <w:r>
-        <w:rPr>
-          <w:rFonts w:cs="Calibri"/>
-          <w:b/>
-          <w:bCs/>
-          <w:sz w:val="24"/>
-          <w:szCs w:val="24"/>
-          <w:rtl/>
-        </w:rPr>
-        <w:t xml:space="preserve">ضي و المساحة لتزويد </w:t>
-      </w:r>
-      <w:r>
-        <w:rPr>
-          <w:b/>
-          <w:sz w:val="24"/>
-        </w:rPr>
-        <w:t xml:space="preserve">{{ UI_APP }} </w:t>
-      </w:r>
-      <w:r>
-        <w:rPr>
-          <w:rFonts w:cs="Calibri"/>
-          <w:b/>
-          <w:bCs/>
-          <w:sz w:val="24"/>
-          <w:szCs w:val="24"/>
-          <w:rtl/>
-        </w:rPr>
-        <w:t xml:space="preserve">بمشروحات تبين فيما إذا كان هناك أي عقارات مسجلة </w:t>
-      </w:r>
-      <w:r>
-        <w:rPr>
-          <w:b/>
-          <w:sz w:val="24"/>
-        </w:rPr>
-        <w:t xml:space="preserve">{{ UI_PRONOUN }} {{ UI_RES }}  </w:t>
-      </w:r>
-      <w:r>
-        <w:rPr>
-          <w:rFonts w:cs="Calibri"/>
-          <w:b/>
-          <w:bCs/>
-          <w:sz w:val="24"/>
-          <w:szCs w:val="24"/>
-          <w:rtl/>
-        </w:rPr>
-        <w:t>مع بيان الحجوزات و الوقوعات و الرهونات الواردة على قيدها حسب الأصول</w:t>
-      </w:r>
-      <w:r>
-        <w:rPr>
-          <w:b/>
-          <w:sz w:val="28"/>
-        </w:rPr>
-        <w:t xml:space="preserve"> . </w:t>
-      </w:r>
-    </w:p>
-    <w:p>
-      <w:pPr>
-        <w:jc w:val="right"/>
-      </w:pPr>
-      <w:r>
-        <w:rPr>
-          <w:rFonts w:cs="Calibri"/>
-          <w:b/>
-          <w:bCs/>
-          <w:sz w:val="24"/>
-          <w:szCs w:val="24"/>
-          <w:rtl/>
-        </w:rPr>
-        <w:t xml:space="preserve">تحريرا بتاريخ </w:t>
-      </w:r>
-      <w:r>
-        <w:rPr>
-          <w:b/>
-          <w:sz w:val="24"/>
-        </w:rPr>
-        <w:t>{{ TODAY_DATE }}</w:t>
       </w:r>
     </w:p>
     <w:p>
@@ -959,67 +731,54 @@
     </w:p>
     <w:p>
       <w:pPr>
-        <w:jc w:val="center"/>
+        <w:jc w:val="right"/>
       </w:pPr>
       <w:r>
         <w:rPr>
-          <w:rFonts w:cs="Calibri"/>
-          <w:b/>
-          <w:bCs/>
+          <w:b/>
           <w:sz w:val="24"/>
-          <w:szCs w:val="24"/>
-          <w:rtl/>
-        </w:rPr>
-        <w:t xml:space="preserve">و تفضلوا بقبول فائق الاحترام </w:t>
+          <w:rtl/>
+        </w:rPr>
+        <w:t>الموضوع : الدعوى التنفيذية ذات الرقم : {{ رقم_الق</w:t>
       </w:r>
       <w:r>
         <w:rPr>
           <w:b/>
           <w:sz w:val="24"/>
-        </w:rPr>
-        <w:t>...........</w:t>
+          <w:rtl/>
+        </w:rPr>
+        <w:t>ضية }} تنفيذ</w:t>
+      </w:r>
+      <w:r>
+        <w:rPr>
+          <w:b/>
+          <w:sz w:val="28"/>
+          <w:rtl/>
+        </w:rPr>
+        <w:t xml:space="preserve"> {{ المحكمة }}</w:t>
+      </w:r>
+      <w:r>
+        <w:rPr>
+          <w:b/>
+          <w:sz w:val="28"/>
+          <w:rtl/>
+        </w:rPr>
+        <w:tab/>
       </w:r>
     </w:p>
     <w:p>
       <w:pPr>
         <w:jc w:val="right"/>
       </w:pPr>
-      <w:r>
-        <w:rPr>
-          <w:rFonts w:cs="Calibri"/>
-          <w:b/>
-          <w:bCs/>
-          <w:sz w:val="28"/>
-          <w:szCs w:val="28"/>
-          <w:rtl/>
-        </w:rPr>
-        <w:t xml:space="preserve">وكيل </w:t>
-      </w:r>
-      <w:r>
-        <w:rPr>
-          <w:b/>
-          <w:sz w:val="28"/>
-        </w:rPr>
-        <w:t xml:space="preserve">{{ </w:t>
-      </w:r>
-      <w:r>
-        <w:rPr>
-          <w:b/>
-          <w:sz w:val="24"/>
-        </w:rPr>
-        <w:t>UI_APP</w:t>
-      </w:r>
-      <w:r>
-        <w:rPr>
-          <w:b/>
-          <w:sz w:val="28"/>
-        </w:rPr>
-        <w:t xml:space="preserve"> }} :</w:t>
-      </w:r>
     </w:p>
     <w:p>
       <w:pPr>
         <w:jc w:val="right"/>
+        <w:rPr>
+          <w:b/>
+          <w:sz w:val="28"/>
+          <w:rtl/>
+        </w:rPr>
       </w:pPr>
       <w:r>
         <w:rPr>
@@ -1030,58 +789,214 @@
           <w:szCs w:val="24"/>
           <w:rtl/>
         </w:rPr>
-        <w:t xml:space="preserve">المحامي </w:t>
-      </w:r>
-      <w:r>
-        <w:rPr>
-          <w:b/>
-          <w:sz w:val="28"/>
-        </w:rPr>
-        <w:t>{{ AGENT_NAME }}</w:t>
+        <w:lastRenderedPageBreak/>
+        <w:t xml:space="preserve">الطلب </w:t>
+      </w:r>
+      <w:r>
+        <w:rPr>
+          <w:b/>
+          <w:sz w:val="24"/>
+        </w:rPr>
+        <w:t xml:space="preserve">: </w:t>
+      </w:r>
+      <w:r>
+        <w:rPr>
+          <w:rFonts w:cs="Calibri"/>
+          <w:b/>
+          <w:bCs/>
+          <w:sz w:val="24"/>
+          <w:szCs w:val="24"/>
+          <w:rtl/>
+        </w:rPr>
+        <w:t xml:space="preserve">التمس التكرم بمخاطبة دائرة الاراضي و المساحة لتزويد </w:t>
+      </w:r>
+      <w:r>
+        <w:rPr>
+          <w:b/>
+          <w:sz w:val="24"/>
+        </w:rPr>
+        <w:t xml:space="preserve">{{ UI_APP }} </w:t>
+      </w:r>
+      <w:r>
+        <w:rPr>
+          <w:rFonts w:cs="Calibri"/>
+          <w:b/>
+          <w:bCs/>
+          <w:sz w:val="24"/>
+          <w:szCs w:val="24"/>
+          <w:rtl/>
+        </w:rPr>
+        <w:t xml:space="preserve">بمشروحات تبين فيما إذا كان هناك أي عقارات مسجلة </w:t>
+      </w:r>
+      <w:r>
+        <w:rPr>
+          <w:b/>
+          <w:sz w:val="24"/>
+        </w:rPr>
+        <w:t xml:space="preserve">{{ UI_PRONOUN }} {{ UI_RES }}  </w:t>
+      </w:r>
+      <w:r>
+        <w:rPr>
+          <w:rFonts w:cs="Calibri"/>
+          <w:b/>
+          <w:bCs/>
+          <w:sz w:val="24"/>
+          <w:szCs w:val="24"/>
+          <w:rtl/>
+        </w:rPr>
+        <w:t>مع بيان الحجوزات و الوقوعات و الرهونات الواردة على قيدها حسب الأصول</w:t>
+      </w:r>
+      <w:r>
+        <w:rPr>
+          <w:b/>
+          <w:sz w:val="28"/>
+        </w:rPr>
+        <w:t xml:space="preserve"> . </w:t>
+      </w:r>
+    </w:p>
+    <w:p/>
+    <w:p>
+      <w:pPr>
+        <w:rPr>
+          <w:b/>
+          <w:sz w:val="24"/>
+          <w:rtl/>
+        </w:rPr>
+      </w:pPr>
+      <w:r>
+        <w:rPr>
+          <w:rFonts w:cs="Calibri"/>
+          <w:b/>
+          <w:bCs/>
+          <w:sz w:val="24"/>
+          <w:szCs w:val="24"/>
+          <w:rtl/>
+        </w:rPr>
+        <w:t xml:space="preserve">تحريرا بتاريخ </w:t>
+      </w:r>
+      <w:r>
+        <w:rPr>
+          <w:b/>
+          <w:sz w:val="24"/>
+        </w:rPr>
+        <w:t>{{ TODAY_DATE }}</w:t>
+      </w:r>
+    </w:p>
+    <w:p/>
+    <w:p/>
+    <w:p>
+      <w:pPr>
+        <w:jc w:val="center"/>
+        <w:rPr>
+          <w:b/>
+          <w:sz w:val="24"/>
+          <w:rtl/>
+        </w:rPr>
+      </w:pPr>
+      <w:r>
+        <w:rPr>
+          <w:rFonts w:cs="Calibri"/>
+          <w:b/>
+          <w:bCs/>
+          <w:sz w:val="24"/>
+          <w:szCs w:val="24"/>
+          <w:rtl/>
+        </w:rPr>
+        <w:t xml:space="preserve">و تفضلوا بقبول فائق الاحترام </w:t>
+      </w:r>
+      <w:r>
+        <w:rPr>
+          <w:b/>
+          <w:sz w:val="24"/>
+        </w:rPr>
+        <w:t>...........</w:t>
+      </w:r>
+    </w:p>
+    <w:p/>
+    <w:p>
+      <w:r>
+        <w:rPr>
+          <w:rFonts w:cs="Calibri"/>
+          <w:b/>
+          <w:bCs/>
+          <w:sz w:val="28"/>
+          <w:szCs w:val="28"/>
+          <w:rtl/>
+        </w:rPr>
+        <w:t xml:space="preserve">وكيل </w:t>
+      </w:r>
+      <w:r>
+        <w:rPr>
+          <w:b/>
+          <w:sz w:val="28"/>
+        </w:rPr>
+        <w:t xml:space="preserve">{{ </w:t>
+      </w:r>
+      <w:r>
+        <w:rPr>
+          <w:b/>
+          <w:sz w:val="24"/>
+        </w:rPr>
+        <w:t>UI_APP</w:t>
+      </w:r>
+      <w:r>
+        <w:rPr>
+          <w:b/>
+          <w:sz w:val="28"/>
+        </w:rPr>
+        <w:t xml:space="preserve"> }} :</w:t>
       </w:r>
     </w:p>
     <w:p>
-      <w:pPr>
-        <w:jc w:val="right"/>
-      </w:pPr>
-      <w:r>
-        <w:rPr>
-          <w:sz w:val="20"/>
-        </w:rPr>
-        <w:t>{</w:t>
-      </w:r>
-      <w:proofErr w:type="gramStart"/>
-      <w:r>
-        <w:rPr>
-          <w:sz w:val="20"/>
-        </w:rPr>
-        <w:t>{ SIGNATURE</w:t>
-      </w:r>
-      <w:proofErr w:type="gramEnd"/>
-      <w:r>
-        <w:rPr>
-          <w:sz w:val="20"/>
-        </w:rPr>
-        <w:t xml:space="preserve"> }}</w:t>
+      <w:r>
+        <w:rPr>
+          <w:rFonts w:cs="Calibri"/>
+          <w:b/>
+          <w:bCs/>
+          <w:sz w:val="24"/>
+          <w:szCs w:val="24"/>
+          <w:rtl/>
+        </w:rPr>
+        <w:t xml:space="preserve">المحامي </w:t>
+      </w:r>
+      <w:r>
+        <w:rPr>
+          <w:b/>
+          <w:sz w:val="28"/>
+        </w:rPr>
+        <w:t>{{ AGENT_NAME }}</w:t>
       </w:r>
     </w:p>
     <w:p>
-      <w:pPr>
-        <w:jc w:val="right"/>
-      </w:pPr>
+      <w:r>
+        <w:rPr>
+          <w:sz w:val="20"/>
+        </w:rPr>
+        <w:t>{</w:t>
+      </w:r>
+      <w:proofErr w:type="gramStart"/>
+      <w:r>
+        <w:rPr>
+          <w:sz w:val="20"/>
+        </w:rPr>
+        <w:t>{ SIGNATURE</w:t>
+      </w:r>
+      <w:proofErr w:type="gramEnd"/>
+      <w:r>
+        <w:rPr>
+          <w:sz w:val="20"/>
+        </w:rPr>
+        <w:t xml:space="preserve"> }}</w:t>
+      </w:r>
+    </w:p>
+    <w:p>
       <w:r>
         <w:t>{{STAMP}}</w:t>
       </w:r>
-      <w:bookmarkStart w:id="0" w:name="_GoBack"/>
-      <w:bookmarkEnd w:id="0"/>
     </w:p>
     <w:sectPr>
-      <w:headerReference w:type="even" r:id="rId6"/>
-      <w:headerReference w:type="default" r:id="rId7"/>
-      <w:footerReference w:type="even" r:id="rId8"/>
-      <w:footerReference w:type="default" r:id="rId9"/>
-      <w:headerReference w:type="first" r:id="rId10"/>
-      <w:footerReference w:type="first" r:id="rId11"/>
+      <w:headerReference w:type="default" r:id="rId6"/>
+      <w:footerReference w:type="default" r:id="rId7"/>
       <w:pgSz w:w="12240" w:h="15840"/>
       <w:pgMar w:top="1440" w:right="849" w:bottom="1440" w:left="1276" w:header="708" w:footer="708" w:gutter="0"/>
       <w:cols w:space="708"/>
@@ -1117,16 +1032,6 @@
 </file>
 
 <file path=word/footer1.xml><?xml version="1.0" encoding="utf-8"?>
-<w:ftr xmlns:wpc="http://schemas.microsoft.com/office/word/2010/wordprocessingCanvas" xmlns:cx="http://schemas.microsoft.com/office/drawing/2014/chartex" xmlns:mc="http://schemas.openxmlformats.org/markup-compatibility/2006" xmlns:o="urn:schemas-microsoft-com:office:office" xmlns:r="http://schemas.openxmlformats.org/officeDocument/2006/relationships" xmlns:m="http://schemas.openxmlformats.org/officeDocument/2006/math" xmlns:v="urn:schemas-microsoft-com:vml" xmlns:wp14="http://schemas.microsoft.com/office/word/2010/wordprocessingDrawing" xmlns:wp="http://schemas.openxmlformats.org/drawingml/2006/wordprocessingDrawing" xmlns:w10="urn:schemas-microsoft-com:office:word" xmlns:w="http://schemas.openxmlformats.org/wordprocessingml/2006/main" xmlns:w14="http://schemas.microsoft.com/office/word/2010/wordml" xmlns:w15="http://schemas.microsoft.com/office/word/2012/wordml" xmlns:w16se="http://schemas.microsoft.com/office/word/2015/wordml/symex" xmlns:wpg="http://schemas.microsoft.com/office/word/2010/wordprocessingGroup" xmlns:wpi="http://schemas.microsoft.com/office/word/2010/wordprocessingInk" xmlns:wne="http://schemas.microsoft.com/office/word/2006/wordml" xmlns:wps="http://schemas.microsoft.com/office/word/2010/wordprocessingShape" mc:Ignorable="w14 w15 w16se wp14">
-  <w:p>
-    <w:pPr>
-      <w:pStyle w:val="Footer"/>
-    </w:pPr>
-  </w:p>
-</w:ftr>
-</file>
-
-<file path=word/footer2.xml><?xml version="1.0" encoding="utf-8"?>
 <w:ftr xmlns:wpc="http://schemas.microsoft.com/office/word/2010/wordprocessingCanvas" xmlns:cx="http://schemas.microsoft.com/office/drawing/2014/chartex" xmlns:mc="http://schemas.openxmlformats.org/markup-compatibility/2006" xmlns:o="urn:schemas-microsoft-com:office:office" xmlns:r="http://schemas.openxmlformats.org/officeDocument/2006/relationships" xmlns:m="http://schemas.openxmlformats.org/officeDocument/2006/math" xmlns:v="urn:schemas-microsoft-com:vml" xmlns:wp14="http://schemas.microsoft.com/office/word/2010/wordprocessingDrawing" xmlns:wp="http://schemas.openxmlformats.org/drawingml/2006/wordprocessingDrawing" xmlns:w10="urn:schemas-microsoft-com:office:word" xmlns:w="http://schemas.openxmlformats.org/wordprocessingml/2006/main" xmlns:w14="http://schemas.microsoft.com/office/word/2010/wordml" xmlns:w15="http://schemas.microsoft.com/office/word/2012/wordml" xmlns:w16se="http://schemas.microsoft.com/office/word/2015/wordml/symex" xmlns:wpg="http://schemas.microsoft.com/office/word/2010/wordprocessingGroup" xmlns:wpi="http://schemas.microsoft.com/office/word/2010/wordprocessingInk" xmlns:wne="http://schemas.microsoft.com/office/word/2006/wordml" xmlns:wps="http://schemas.microsoft.com/office/word/2010/wordprocessingShape" mc:Ignorable="w14 w15 w16se wp14">
   <w:p>
     <w:pPr>
@@ -1163,7 +1068,7 @@
         <w:noProof/>
         <w:rtl/>
       </w:rPr>
-      <w:t>1</w:t>
+      <w:t>2</w:t>
     </w:r>
     <w:r>
       <w:rPr>
@@ -1186,7 +1091,6 @@
   </w:p>
   <w:p>
     <w:pPr>
-      <w:bidi/>
       <w:jc w:val="center"/>
     </w:pPr>
     <w:r>
@@ -1199,7 +1103,6 @@
   </w:p>
   <w:p>
     <w:pPr>
-      <w:bidi/>
       <w:jc w:val="center"/>
     </w:pPr>
     <w:r>
@@ -1236,16 +1139,6 @@
 </w:ftr>
 </file>
 
-<file path=word/footer3.xml><?xml version="1.0" encoding="utf-8"?>
-<w:ftr xmlns:wpc="http://schemas.microsoft.com/office/word/2010/wordprocessingCanvas" xmlns:cx="http://schemas.microsoft.com/office/drawing/2014/chartex" xmlns:mc="http://schemas.openxmlformats.org/markup-compatibility/2006" xmlns:o="urn:schemas-microsoft-com:office:office" xmlns:r="http://schemas.openxmlformats.org/officeDocument/2006/relationships" xmlns:m="http://schemas.openxmlformats.org/officeDocument/2006/math" xmlns:v="urn:schemas-microsoft-com:vml" xmlns:wp14="http://schemas.microsoft.com/office/word/2010/wordprocessingDrawing" xmlns:wp="http://schemas.openxmlformats.org/drawingml/2006/wordprocessingDrawing" xmlns:w10="urn:schemas-microsoft-com:office:word" xmlns:w="http://schemas.openxmlformats.org/wordprocessingml/2006/main" xmlns:w14="http://schemas.microsoft.com/office/word/2010/wordml" xmlns:w15="http://schemas.microsoft.com/office/word/2012/wordml" xmlns:w16se="http://schemas.microsoft.com/office/word/2015/wordml/symex" xmlns:wpg="http://schemas.microsoft.com/office/word/2010/wordprocessingGroup" xmlns:wpi="http://schemas.microsoft.com/office/word/2010/wordprocessingInk" xmlns:wne="http://schemas.microsoft.com/office/word/2006/wordml" xmlns:wps="http://schemas.microsoft.com/office/word/2010/wordprocessingShape" mc:Ignorable="w14 w15 w16se wp14">
-  <w:p>
-    <w:pPr>
-      <w:pStyle w:val="Footer"/>
-    </w:pPr>
-  </w:p>
-</w:ftr>
-</file>
-
 <file path=word/footnotes.xml><?xml version="1.0" encoding="utf-8"?>
 <w:footnotes xmlns:wpc="http://schemas.microsoft.com/office/word/2010/wordprocessingCanvas" xmlns:cx="http://schemas.microsoft.com/office/drawing/2014/chartex" xmlns:mc="http://schemas.openxmlformats.org/markup-compatibility/2006" xmlns:o="urn:schemas-microsoft-com:office:office" xmlns:r="http://schemas.openxmlformats.org/officeDocument/2006/relationships" xmlns:m="http://schemas.openxmlformats.org/officeDocument/2006/math" xmlns:v="urn:schemas-microsoft-com:vml" xmlns:wp14="http://schemas.microsoft.com/office/word/2010/wordprocessingDrawing" xmlns:wp="http://schemas.openxmlformats.org/drawingml/2006/wordprocessingDrawing" xmlns:w10="urn:schemas-microsoft-com:office:word" xmlns:w="http://schemas.openxmlformats.org/wordprocessingml/2006/main" xmlns:w14="http://schemas.microsoft.com/office/word/2010/wordml" xmlns:w15="http://schemas.microsoft.com/office/word/2012/wordml" xmlns:w16se="http://schemas.microsoft.com/office/word/2015/wordml/symex" xmlns:wpg="http://schemas.microsoft.com/office/word/2010/wordprocessingGroup" xmlns:wpi="http://schemas.microsoft.com/office/word/2010/wordprocessingInk" xmlns:wne="http://schemas.microsoft.com/office/word/2006/wordml" xmlns:wps="http://schemas.microsoft.com/office/word/2010/wordprocessingShape" mc:Ignorable="w14 w15 w16se wp14">
   <w:footnote w:type="separator" w:id="-1">
@@ -1273,26 +1166,9 @@
 
 <file path=word/header1.xml><?xml version="1.0" encoding="utf-8"?>
 <w:hdr xmlns:wpc="http://schemas.microsoft.com/office/word/2010/wordprocessingCanvas" xmlns:cx="http://schemas.microsoft.com/office/drawing/2014/chartex" xmlns:mc="http://schemas.openxmlformats.org/markup-compatibility/2006" xmlns:o="urn:schemas-microsoft-com:office:office" xmlns:r="http://schemas.openxmlformats.org/officeDocument/2006/relationships" xmlns:m="http://schemas.openxmlformats.org/officeDocument/2006/math" xmlns:v="urn:schemas-microsoft-com:vml" xmlns:wp14="http://schemas.microsoft.com/office/word/2010/wordprocessingDrawing" xmlns:wp="http://schemas.openxmlformats.org/drawingml/2006/wordprocessingDrawing" xmlns:w10="urn:schemas-microsoft-com:office:word" xmlns:w="http://schemas.openxmlformats.org/wordprocessingml/2006/main" xmlns:w14="http://schemas.microsoft.com/office/word/2010/wordml" xmlns:w15="http://schemas.microsoft.com/office/word/2012/wordml" xmlns:w16se="http://schemas.microsoft.com/office/word/2015/wordml/symex" xmlns:wpg="http://schemas.microsoft.com/office/word/2010/wordprocessingGroup" xmlns:wpi="http://schemas.microsoft.com/office/word/2010/wordprocessingInk" xmlns:wne="http://schemas.microsoft.com/office/word/2006/wordml" xmlns:wps="http://schemas.microsoft.com/office/word/2010/wordprocessingShape" mc:Ignorable="w14 w15 w16se wp14">
-  <w:p>
-    <w:pPr>
-      <w:pStyle w:val="Header"/>
-    </w:pPr>
-  </w:p>
-</w:hdr>
-</file>
-
-<file path=word/header2.xml><?xml version="1.0" encoding="utf-8"?>
-<w:hdr xmlns:wpc="http://schemas.microsoft.com/office/word/2010/wordprocessingCanvas" xmlns:cx="http://schemas.microsoft.com/office/drawing/2014/chartex" xmlns:mc="http://schemas.openxmlformats.org/markup-compatibility/2006" xmlns:o="urn:schemas-microsoft-com:office:office" xmlns:r="http://schemas.openxmlformats.org/officeDocument/2006/relationships" xmlns:m="http://schemas.openxmlformats.org/officeDocument/2006/math" xmlns:v="urn:schemas-microsoft-com:vml" xmlns:wp14="http://schemas.microsoft.com/office/word/2010/wordprocessingDrawing" xmlns:wp="http://schemas.openxmlformats.org/drawingml/2006/wordprocessingDrawing" xmlns:w10="urn:schemas-microsoft-com:office:word" xmlns:w="http://schemas.openxmlformats.org/wordprocessingml/2006/main" xmlns:w14="http://schemas.microsoft.com/office/word/2010/wordml" xmlns:w15="http://schemas.microsoft.com/office/word/2012/wordml" xmlns:w16se="http://schemas.microsoft.com/office/word/2015/wordml/symex" xmlns:wpg="http://schemas.microsoft.com/office/word/2010/wordprocessingGroup" xmlns:wpi="http://schemas.microsoft.com/office/word/2010/wordprocessingInk" xmlns:wne="http://schemas.microsoft.com/office/word/2006/wordml" xmlns:wps="http://schemas.microsoft.com/office/word/2010/wordprocessingShape" mc:Ignorable="w14 w15 w16se wp14">
-  <w:p>
-    <w:pPr>
-      <w:jc w:val="left"/>
-    </w:pPr>
-  </w:p>
-  <w:p>
-    <w:pPr>
-      <w:jc w:val="left"/>
-    </w:pPr>
-  </w:p>
+  <w:p/>
+  <w:p/>
+  <w:p/>
   <w:p>
     <w:pPr>
       <w:jc w:val="left"/>
@@ -1437,9 +1313,6 @@
           <w:tcW w:w="2880" w:type="dxa"/>
         </w:tcPr>
         <w:p>
-          <w:pPr>
-            <w:jc w:val="left"/>
-          </w:pPr>
           <w:r>
             <w:rPr>
               <w:rFonts w:ascii="Arial" w:hAnsi="Arial"/>
@@ -1512,25 +1385,22 @@
           <w:tcW w:w="4021" w:type="dxa"/>
         </w:tcPr>
         <w:p>
-          <w:pPr>
-            <w:bidi/>
-            <w:jc w:val="left"/>
-          </w:pPr>
           <w:r>
             <w:rPr>
               <w:b/>
               <w:sz w:val="28"/>
               <w:rtl/>
             </w:rPr>
-            <w:t>مكتب المحامي محمود الحوامدة</w:t>
+            <w:t>مكتب المحامي محمود الحوام</w:t>
           </w:r>
           <w:r>
             <w:rPr>
+              <w:rFonts w:hint="cs"/>
               <w:b/>
-              <w:color w:val="FFFFFF"/>
               <w:sz w:val="28"/>
+              <w:rtl/>
             </w:rPr>
-            <w:t>....</w:t>
+            <w:t>دة</w:t>
           </w:r>
           <w:r>
             <w:rPr>
@@ -1542,10 +1412,6 @@
           </w:r>
         </w:p>
         <w:p>
-          <w:pPr>
-            <w:bidi/>
-            <w:jc w:val="left"/>
-          </w:pPr>
           <w:r>
             <w:rPr>
               <w:b/>
@@ -1564,16 +1430,6 @@
     </w:pPr>
   </w:p>
   <w:p/>
-</w:hdr>
-</file>
-
-<file path=word/header3.xml><?xml version="1.0" encoding="utf-8"?>
-<w:hdr xmlns:wpc="http://schemas.microsoft.com/office/word/2010/wordprocessingCanvas" xmlns:cx="http://schemas.microsoft.com/office/drawing/2014/chartex" xmlns:mc="http://schemas.openxmlformats.org/markup-compatibility/2006" xmlns:o="urn:schemas-microsoft-com:office:office" xmlns:r="http://schemas.openxmlformats.org/officeDocument/2006/relationships" xmlns:m="http://schemas.openxmlformats.org/officeDocument/2006/math" xmlns:v="urn:schemas-microsoft-com:vml" xmlns:wp14="http://schemas.microsoft.com/office/word/2010/wordprocessingDrawing" xmlns:wp="http://schemas.openxmlformats.org/drawingml/2006/wordprocessingDrawing" xmlns:w10="urn:schemas-microsoft-com:office:word" xmlns:w="http://schemas.openxmlformats.org/wordprocessingml/2006/main" xmlns:w14="http://schemas.microsoft.com/office/word/2010/wordml" xmlns:w15="http://schemas.microsoft.com/office/word/2012/wordml" xmlns:w16se="http://schemas.microsoft.com/office/word/2015/wordml/symex" xmlns:wpg="http://schemas.microsoft.com/office/word/2010/wordprocessingGroup" xmlns:wpi="http://schemas.microsoft.com/office/word/2010/wordprocessingInk" xmlns:wne="http://schemas.microsoft.com/office/word/2006/wordml" xmlns:wps="http://schemas.microsoft.com/office/word/2010/wordprocessingShape" mc:Ignorable="w14 w15 w16se wp14">
-  <w:p>
-    <w:pPr>
-      <w:pStyle w:val="Header"/>
-    </w:pPr>
-  </w:p>
 </w:hdr>
 </file>
 
